--- a/Módulo_1-Automação-Excel-e-Engenharia-de-Dados/9_automacao_de_processos_com_excel_em_python/documento2.docx
+++ b/Módulo_1-Automação-Excel-e-Engenharia-de-Dados/9_automacao_de_processos_com_excel_em_python/documento2.docx
@@ -7,7 +7,7 @@
         <w:pStyle w:val="Heading1"/>
       </w:pPr>
       <w:r>
-        <w:t>Relatório Financeiro</w:t>
+        <w:t>Relatorio Financeiro</w:t>
       </w:r>
     </w:p>
     <w:tbl>
